--- a/IEEE_Road_Damage_Classifier.docx
+++ b/IEEE_Road_Damage_Classifier.docx
@@ -184,7 +184,14 @@
           <w:color w:val="000000"/>
           <w:lang w:val="en-US"/>
         </w:rPr>
-        <w:t>The application of computer vision and deep learning techniques offers a promising alternative for automating road condition assessment. Convolutional Neural Networks (CNNs) have demonstrated exceptional performance in image recognition tasks, making them suitable candidates for road damage detection and classification.</w:t>
+        <w:t xml:space="preserve">The application of computer vision and deep learning techniques offers a promising alternative for automating road condition assessment. Convolutional Neural Networks (CNNs) have demonstrated exceptional performance in image recognition tasks, making them </w:t>
+      </w:r>
+      <w:r>
+        <w:rPr>
+          <w:color w:val="000000"/>
+          <w:lang w:val="en-US"/>
+        </w:rPr>
+        <w:t>suitable candidates for road damage detection and classification.</w:t>
       </w:r>
     </w:p>
     <w:p>
@@ -256,7 +263,23 @@
           <w:color w:val="000000"/>
           <w:lang w:val="en-US"/>
         </w:rPr>
-        <w:t>Road damage detection using deep learning has gained significant attention in recent years. Maeda et al. [1] proposed one of the earliest large-scale road damage datasets and demonstrated the effectiveness of SSD (Single Shot Multibox Detector) for real-time damage detection using smartphone cameras. Their work established a baseline for subsequent research in this domain.</w:t>
+        <w:t xml:space="preserve">Road damage detection using deep learning has gained significant attention in recent years. Maeda et al. [1] proposed one of the earliest large-scale road damage datasets and demonstrated the effectiveness of SSD (Single Shot </w:t>
+      </w:r>
+      <w:proofErr w:type="spellStart"/>
+      <w:r>
+        <w:rPr>
+          <w:color w:val="000000"/>
+          <w:lang w:val="en-US"/>
+        </w:rPr>
+        <w:t>Multibox</w:t>
+      </w:r>
+      <w:proofErr w:type="spellEnd"/>
+      <w:r>
+        <w:rPr>
+          <w:color w:val="000000"/>
+          <w:lang w:val="en-US"/>
+        </w:rPr>
+        <w:t xml:space="preserve"> Detector) for real-time damage detection using smartphone cameras. Their work established a baseline for subsequent research in this domain.</w:t>
       </w:r>
     </w:p>
     <w:p>
@@ -288,7 +311,23 @@
           <w:color w:val="000000"/>
           <w:lang w:val="en-US"/>
         </w:rPr>
-        <w:t>Regarding Transfer Learning approaches, Howard et al. [3] introduced MobileNetV2, a lightweight architecture designed for mobile and embedded vision applications. Its depthwise separable convolutions significantly reduce computational cost while maintaining competitive accuracy, making it suitable for deployment in resource-constrained environments.</w:t>
+        <w:t xml:space="preserve">Regarding Transfer Learning approaches, Howard et al. [3] introduced MobileNetV2, a lightweight architecture designed for mobile and embedded vision applications. Its </w:t>
+      </w:r>
+      <w:proofErr w:type="spellStart"/>
+      <w:r>
+        <w:rPr>
+          <w:color w:val="000000"/>
+          <w:lang w:val="en-US"/>
+        </w:rPr>
+        <w:t>depthwise</w:t>
+      </w:r>
+      <w:proofErr w:type="spellEnd"/>
+      <w:r>
+        <w:rPr>
+          <w:color w:val="000000"/>
+          <w:lang w:val="en-US"/>
+        </w:rPr>
+        <w:t xml:space="preserve"> separable convolutions significantly reduce computational cost while maintaining competitive accuracy, making it suitable for deployment in resource-constrained environments.</w:t>
       </w:r>
     </w:p>
     <w:p>
@@ -304,8 +343,23 @@
           <w:color w:val="000000"/>
           <w:lang w:val="en-US"/>
         </w:rPr>
-        <w:lastRenderedPageBreak/>
-        <w:t>More recently, researchers have explored fine-tuning strategies for domain-specific applications. Tan and Le [4] demonstrated that partially unfreezing pre-trained layers during a second training phase (fine-tuning) consistently improves performance over fully frozen feature extraction. Our work builds upon these findings by applying a two-phase training strategy specifically adapted for road damage classification.</w:t>
+        <w:t xml:space="preserve">More recently, researchers have explored fine-tuning strategies for domain-specific applications. Tan and Le [4] demonstrated that partially unfreezing pre-trained layers during a second training phase (fine-tuning) consistently improves performance over fully frozen feature extraction. Our work builds upon these findings by applying a two-phase training strategy specifically </w:t>
+      </w:r>
+      <w:proofErr w:type="gramStart"/>
+      <w:r>
+        <w:rPr>
+          <w:color w:val="000000"/>
+          <w:lang w:val="en-US"/>
+        </w:rPr>
+        <w:t>adapted</w:t>
+      </w:r>
+      <w:proofErr w:type="gramEnd"/>
+      <w:r>
+        <w:rPr>
+          <w:color w:val="000000"/>
+          <w:lang w:val="en-US"/>
+        </w:rPr>
+        <w:t xml:space="preserve"> for road damage classification.</w:t>
       </w:r>
     </w:p>
     <w:p>
@@ -329,6 +383,7 @@
           <w:caps/>
           <w:lang w:val="en-US"/>
         </w:rPr>
+        <w:lastRenderedPageBreak/>
         <w:t>III. METHODOLOGY</w:t>
       </w:r>
     </w:p>
@@ -374,8 +429,21 @@
         <w:spacing w:before="40" w:after="40" w:line="276" w:lineRule="auto"/>
         <w:jc w:val="both"/>
       </w:pPr>
-      <w:r>
-        <w:t>Pothole (1,252 images — 38%)</w:t>
+      <w:proofErr w:type="spellStart"/>
+      <w:r>
+        <w:t>Pothole</w:t>
+      </w:r>
+      <w:proofErr w:type="spellEnd"/>
+      <w:r>
+        <w:t xml:space="preserve"> (1,252 </w:t>
+      </w:r>
+      <w:proofErr w:type="spellStart"/>
+      <w:r>
+        <w:t>images</w:t>
+      </w:r>
+      <w:proofErr w:type="spellEnd"/>
+      <w:r>
+        <w:t xml:space="preserve"> — 38%)</w:t>
       </w:r>
     </w:p>
     <w:p>
@@ -388,8 +456,29 @@
         <w:spacing w:before="40" w:after="40" w:line="276" w:lineRule="auto"/>
         <w:jc w:val="both"/>
       </w:pPr>
-      <w:r>
-        <w:t>Alligator Crack (819 images — 25%)</w:t>
+      <w:proofErr w:type="spellStart"/>
+      <w:r>
+        <w:t>Alligator</w:t>
+      </w:r>
+      <w:proofErr w:type="spellEnd"/>
+      <w:r>
+        <w:t xml:space="preserve"> </w:t>
+      </w:r>
+      <w:proofErr w:type="gramStart"/>
+      <w:r>
+        <w:t>Crack</w:t>
+      </w:r>
+      <w:proofErr w:type="gramEnd"/>
+      <w:r>
+        <w:t xml:space="preserve"> (819 </w:t>
+      </w:r>
+      <w:proofErr w:type="spellStart"/>
+      <w:r>
+        <w:t>images</w:t>
+      </w:r>
+      <w:proofErr w:type="spellEnd"/>
+      <w:r>
+        <w:t xml:space="preserve"> — 25%)</w:t>
       </w:r>
     </w:p>
     <w:p>
@@ -403,7 +492,23 @@
         <w:jc w:val="both"/>
       </w:pPr>
       <w:r>
-        <w:t>Transverse Crack (636 images — 19%)</w:t>
+        <w:t xml:space="preserve">Transverse </w:t>
+      </w:r>
+      <w:proofErr w:type="gramStart"/>
+      <w:r>
+        <w:t>Crack</w:t>
+      </w:r>
+      <w:proofErr w:type="gramEnd"/>
+      <w:r>
+        <w:t xml:space="preserve"> (636 </w:t>
+      </w:r>
+      <w:proofErr w:type="spellStart"/>
+      <w:r>
+        <w:t>images</w:t>
+      </w:r>
+      <w:proofErr w:type="spellEnd"/>
+      <w:r>
+        <w:t xml:space="preserve"> — 19%)</w:t>
       </w:r>
     </w:p>
     <w:p>
@@ -417,7 +522,23 @@
         <w:jc w:val="both"/>
       </w:pPr>
       <w:r>
-        <w:t>Longitudinal Crack (614 images — 18%)</w:t>
+        <w:t xml:space="preserve">Longitudinal </w:t>
+      </w:r>
+      <w:proofErr w:type="gramStart"/>
+      <w:r>
+        <w:t>Crack</w:t>
+      </w:r>
+      <w:proofErr w:type="gramEnd"/>
+      <w:r>
+        <w:t xml:space="preserve"> (614 </w:t>
+      </w:r>
+      <w:proofErr w:type="spellStart"/>
+      <w:r>
+        <w:t>images</w:t>
+      </w:r>
+      <w:proofErr w:type="spellEnd"/>
+      <w:r>
+        <w:t xml:space="preserve"> — 18%)</w:t>
       </w:r>
     </w:p>
     <w:p>
@@ -465,7 +586,23 @@
           <w:color w:val="000000"/>
           <w:lang w:val="en-US"/>
         </w:rPr>
-        <w:t>The proposed system follows a modular pipeline architecture:</w:t>
+        <w:t xml:space="preserve">The proposed system follows </w:t>
+      </w:r>
+      <w:proofErr w:type="gramStart"/>
+      <w:r>
+        <w:rPr>
+          <w:color w:val="000000"/>
+          <w:lang w:val="en-US"/>
+        </w:rPr>
+        <w:t>a modular</w:t>
+      </w:r>
+      <w:proofErr w:type="gramEnd"/>
+      <w:r>
+        <w:rPr>
+          <w:color w:val="000000"/>
+          <w:lang w:val="en-US"/>
+        </w:rPr>
+        <w:t xml:space="preserve"> pipeline architecture:</w:t>
       </w:r>
     </w:p>
     <w:p>
@@ -545,7 +682,119 @@
         <w:rPr>
           <w:lang w:val="en-US"/>
         </w:rPr>
-        <w:t>Classification Head: GlobalAveragePooling2D → Dense(256, ReLU) → Dropout(0.4) → Dense(128, ReLU) → Dropout(0.3) → Dense(4, Softmax)</w:t>
+        <w:t xml:space="preserve">Classification Head: GlobalAveragePooling2D → </w:t>
+      </w:r>
+      <w:proofErr w:type="gramStart"/>
+      <w:r>
+        <w:rPr>
+          <w:lang w:val="en-US"/>
+        </w:rPr>
+        <w:t>Dense(</w:t>
+      </w:r>
+      <w:proofErr w:type="gramEnd"/>
+      <w:r>
+        <w:rPr>
+          <w:lang w:val="en-US"/>
+        </w:rPr>
+        <w:t xml:space="preserve">256, </w:t>
+      </w:r>
+      <w:proofErr w:type="spellStart"/>
+      <w:r>
+        <w:rPr>
+          <w:lang w:val="en-US"/>
+        </w:rPr>
+        <w:t>ReLU</w:t>
+      </w:r>
+      <w:proofErr w:type="spellEnd"/>
+      <w:r>
+        <w:rPr>
+          <w:lang w:val="en-US"/>
+        </w:rPr>
+        <w:t xml:space="preserve">) → </w:t>
+      </w:r>
+      <w:proofErr w:type="gramStart"/>
+      <w:r>
+        <w:rPr>
+          <w:lang w:val="en-US"/>
+        </w:rPr>
+        <w:t>Dropout(</w:t>
+      </w:r>
+      <w:proofErr w:type="gramEnd"/>
+      <w:r>
+        <w:rPr>
+          <w:lang w:val="en-US"/>
+        </w:rPr>
+        <w:t xml:space="preserve">0.4) → </w:t>
+      </w:r>
+      <w:proofErr w:type="gramStart"/>
+      <w:r>
+        <w:rPr>
+          <w:lang w:val="en-US"/>
+        </w:rPr>
+        <w:t>Dense(</w:t>
+      </w:r>
+      <w:proofErr w:type="gramEnd"/>
+      <w:r>
+        <w:rPr>
+          <w:lang w:val="en-US"/>
+        </w:rPr>
+        <w:t xml:space="preserve">128, </w:t>
+      </w:r>
+      <w:proofErr w:type="spellStart"/>
+      <w:r>
+        <w:rPr>
+          <w:lang w:val="en-US"/>
+        </w:rPr>
+        <w:t>ReLU</w:t>
+      </w:r>
+      <w:proofErr w:type="spellEnd"/>
+      <w:r>
+        <w:rPr>
+          <w:lang w:val="en-US"/>
+        </w:rPr>
+        <w:t xml:space="preserve">) → </w:t>
+      </w:r>
+      <w:proofErr w:type="gramStart"/>
+      <w:r>
+        <w:rPr>
+          <w:lang w:val="en-US"/>
+        </w:rPr>
+        <w:t>Dropout(</w:t>
+      </w:r>
+      <w:proofErr w:type="gramEnd"/>
+      <w:r>
+        <w:rPr>
+          <w:lang w:val="en-US"/>
+        </w:rPr>
+        <w:t xml:space="preserve">0.3) → </w:t>
+      </w:r>
+      <w:proofErr w:type="gramStart"/>
+      <w:r>
+        <w:rPr>
+          <w:lang w:val="en-US"/>
+        </w:rPr>
+        <w:t>Dense(</w:t>
+      </w:r>
+      <w:proofErr w:type="gramEnd"/>
+      <w:r>
+        <w:rPr>
+          <w:lang w:val="en-US"/>
+        </w:rPr>
+        <w:t xml:space="preserve">4, </w:t>
+      </w:r>
+      <w:proofErr w:type="spellStart"/>
+      <w:r>
+        <w:rPr>
+          <w:lang w:val="en-US"/>
+        </w:rPr>
+        <w:t>Softmax</w:t>
+      </w:r>
+      <w:proofErr w:type="spellEnd"/>
+      <w:r>
+        <w:rPr>
+          <w:lang w:val="en-US"/>
+        </w:rPr>
+        <w:t>)</w:t>
       </w:r>
     </w:p>
     <w:p>
@@ -636,7 +885,35 @@
         <w:rPr>
           <w:lang w:val="en-US"/>
         </w:rPr>
-        <w:t>All MobileNetV2 base layers were frozen. Only the custom classification head was trained for up to 20 epochs using Adam optimizer (lr=0.001), categorical cross-entropy loss, and class weights to handle class imbalance. Early stopping (patience=5) and ReduceLROnPlateau (factor=0.5, patience=3) callbacks were applied. Best model reached 59.2% validation accuracy at epoch 10.</w:t>
+        <w:t>All MobileNetV2 base layers were frozen. Only the custom classification head was trained for up to 20 epochs using Adam optimizer (</w:t>
+      </w:r>
+      <w:proofErr w:type="spellStart"/>
+      <w:r>
+        <w:rPr>
+          <w:lang w:val="en-US"/>
+        </w:rPr>
+        <w:t>lr</w:t>
+      </w:r>
+      <w:proofErr w:type="spellEnd"/>
+      <w:r>
+        <w:rPr>
+          <w:lang w:val="en-US"/>
+        </w:rPr>
+        <w:t xml:space="preserve">=0.001), categorical cross-entropy loss, and class weights to handle class imbalance. Early stopping (patience=5) and </w:t>
+      </w:r>
+      <w:proofErr w:type="spellStart"/>
+      <w:r>
+        <w:rPr>
+          <w:lang w:val="en-US"/>
+        </w:rPr>
+        <w:t>ReduceLROnPlateau</w:t>
+      </w:r>
+      <w:proofErr w:type="spellEnd"/>
+      <w:r>
+        <w:rPr>
+          <w:lang w:val="en-US"/>
+        </w:rPr>
+        <w:t xml:space="preserve"> (factor=0.5, patience=3) callbacks were applied. Best model reached 59.2% validation accuracy at epoch 10.</w:t>
       </w:r>
     </w:p>
     <w:p>
@@ -659,7 +936,21 @@
         <w:rPr>
           <w:lang w:val="en-US"/>
         </w:rPr>
-        <w:t>The last 30 layers of MobileNetV2 were unfrozen and retrained with a reduced learning rate (lr=1e-5) for up to 15 epochs. This allowed domain-specific feature refinement while avoiding catastrophic forgetting of ImageNet representations. Final validation accuracy improved to 63.4%.</w:t>
+        <w:t>The last 30 layers of MobileNetV2 were unfrozen and retrained with a reduced learning rate (</w:t>
+      </w:r>
+      <w:proofErr w:type="spellStart"/>
+      <w:r>
+        <w:rPr>
+          <w:lang w:val="en-US"/>
+        </w:rPr>
+        <w:t>lr</w:t>
+      </w:r>
+      <w:proofErr w:type="spellEnd"/>
+      <w:r>
+        <w:rPr>
+          <w:lang w:val="en-US"/>
+        </w:rPr>
+        <w:t>=1e-5) for up to 15 epochs. This allowed domain-specific feature refinement while avoiding catastrophic forgetting of ImageNet representations. Final validation accuracy improved to 63.4%.</w:t>
       </w:r>
     </w:p>
     <w:p>
@@ -707,7 +998,80 @@
           <w:color w:val="000000"/>
           <w:lang w:val="en-US"/>
         </w:rPr>
-        <w:t>The system was implemented in Python 3.10 using TensorFlow 2.15 / Keras. All experiments were conducted on CPU (Intel architecture) without GPU acceleration. The trained model is persisted in Keras format (.keras) enabling inference without retraining. The project follows a modular software architecture separating data loading, model definition, training, evaluation, and inference into independent modules.</w:t>
+        <w:t xml:space="preserve">The system was implemented in Python 3.10 using TensorFlow 2.15 / </w:t>
+      </w:r>
+      <w:proofErr w:type="spellStart"/>
+      <w:r>
+        <w:rPr>
+          <w:color w:val="000000"/>
+          <w:lang w:val="en-US"/>
+        </w:rPr>
+        <w:t>Keras</w:t>
+      </w:r>
+      <w:proofErr w:type="spellEnd"/>
+      <w:r>
+        <w:rPr>
+          <w:color w:val="000000"/>
+          <w:lang w:val="en-US"/>
+        </w:rPr>
+        <w:t xml:space="preserve">. All experiments were conducted on CPU (Intel architecture) without GPU acceleration. The trained model </w:t>
+      </w:r>
+      <w:proofErr w:type="gramStart"/>
+      <w:r>
+        <w:rPr>
+          <w:color w:val="000000"/>
+          <w:lang w:val="en-US"/>
+        </w:rPr>
+        <w:t>is persisted</w:t>
+      </w:r>
+      <w:proofErr w:type="gramEnd"/>
+      <w:r>
+        <w:rPr>
+          <w:color w:val="000000"/>
+          <w:lang w:val="en-US"/>
+        </w:rPr>
+        <w:t xml:space="preserve"> in </w:t>
+      </w:r>
+      <w:proofErr w:type="spellStart"/>
+      <w:r>
+        <w:rPr>
+          <w:color w:val="000000"/>
+          <w:lang w:val="en-US"/>
+        </w:rPr>
+        <w:t>Keras</w:t>
+      </w:r>
+      <w:proofErr w:type="spellEnd"/>
+      <w:r>
+        <w:rPr>
+          <w:color w:val="000000"/>
+          <w:lang w:val="en-US"/>
+        </w:rPr>
+        <w:t xml:space="preserve"> format </w:t>
+      </w:r>
+      <w:proofErr w:type="gramStart"/>
+      <w:r>
+        <w:rPr>
+          <w:color w:val="000000"/>
+          <w:lang w:val="en-US"/>
+        </w:rPr>
+        <w:t>(.</w:t>
+      </w:r>
+      <w:proofErr w:type="spellStart"/>
+      <w:r>
+        <w:rPr>
+          <w:color w:val="000000"/>
+          <w:lang w:val="en-US"/>
+        </w:rPr>
+        <w:t>keras</w:t>
+      </w:r>
+      <w:proofErr w:type="spellEnd"/>
+      <w:proofErr w:type="gramEnd"/>
+      <w:r>
+        <w:rPr>
+          <w:color w:val="000000"/>
+          <w:lang w:val="en-US"/>
+        </w:rPr>
+        <w:t>) enabling inference without retraining. The project follows a modular software architecture separating data loading, model definition, training, evaluation, and inference into independent modules.</w:t>
       </w:r>
     </w:p>
     <w:p>
@@ -802,10 +1166,10 @@
         <w:tblLook w:val="04A0" w:firstRow="1" w:lastRow="0" w:firstColumn="1" w:lastColumn="0" w:noHBand="0" w:noVBand="1"/>
       </w:tblPr>
       <w:tblGrid>
-        <w:gridCol w:w="2800"/>
-        <w:gridCol w:w="2800"/>
-        <w:gridCol w:w="2239"/>
-        <w:gridCol w:w="2239"/>
+        <w:gridCol w:w="1300"/>
+        <w:gridCol w:w="1300"/>
+        <w:gridCol w:w="1039"/>
+        <w:gridCol w:w="1039"/>
       </w:tblGrid>
       <w:tr>
         <w:tblPrEx>
@@ -835,6 +1199,7 @@
             <w:pPr>
               <w:jc w:val="center"/>
             </w:pPr>
+            <w:proofErr w:type="spellStart"/>
             <w:r>
               <w:rPr>
                 <w:b/>
@@ -845,6 +1210,7 @@
               </w:rPr>
               <w:t>Phase</w:t>
             </w:r>
+            <w:proofErr w:type="spellEnd"/>
           </w:p>
         </w:tc>
         <w:tc>
@@ -868,6 +1234,7 @@
             <w:pPr>
               <w:jc w:val="center"/>
             </w:pPr>
+            <w:proofErr w:type="spellStart"/>
             <w:r>
               <w:rPr>
                 <w:b/>
@@ -878,6 +1245,7 @@
               </w:rPr>
               <w:t>Description</w:t>
             </w:r>
+            <w:proofErr w:type="spellEnd"/>
           </w:p>
         </w:tc>
         <w:tc>
@@ -909,8 +1277,20 @@
                 <w:sz w:val="18"/>
                 <w:szCs w:val="18"/>
               </w:rPr>
-              <w:t>Best Epoch</w:t>
-            </w:r>
+              <w:t xml:space="preserve">Best </w:t>
+            </w:r>
+            <w:proofErr w:type="spellStart"/>
+            <w:r>
+              <w:rPr>
+                <w:b/>
+                <w:bCs/>
+                <w:color w:val="FFFFFF"/>
+                <w:sz w:val="18"/>
+                <w:szCs w:val="18"/>
+              </w:rPr>
+              <w:t>Epoch</w:t>
+            </w:r>
+            <w:proofErr w:type="spellEnd"/>
           </w:p>
         </w:tc>
         <w:tc>
@@ -942,8 +1322,20 @@
                 <w:sz w:val="18"/>
                 <w:szCs w:val="18"/>
               </w:rPr>
-              <w:t>Val Accuracy</w:t>
-            </w:r>
+              <w:t xml:space="preserve">Val </w:t>
+            </w:r>
+            <w:proofErr w:type="spellStart"/>
+            <w:r>
+              <w:rPr>
+                <w:b/>
+                <w:bCs/>
+                <w:color w:val="FFFFFF"/>
+                <w:sz w:val="18"/>
+                <w:szCs w:val="18"/>
+              </w:rPr>
+              <w:t>Accuracy</w:t>
+            </w:r>
+            <w:proofErr w:type="spellEnd"/>
           </w:p>
         </w:tc>
       </w:tr>
@@ -975,13 +1367,23 @@
             <w:pPr>
               <w:jc w:val="center"/>
             </w:pPr>
-            <w:r>
-              <w:rPr>
-                <w:color w:val="000000"/>
-                <w:sz w:val="18"/>
-                <w:szCs w:val="18"/>
-              </w:rPr>
-              <w:t>Phase 1</w:t>
+            <w:proofErr w:type="spellStart"/>
+            <w:r>
+              <w:rPr>
+                <w:color w:val="000000"/>
+                <w:sz w:val="18"/>
+                <w:szCs w:val="18"/>
+              </w:rPr>
+              <w:t>Phase</w:t>
+            </w:r>
+            <w:proofErr w:type="spellEnd"/>
+            <w:r>
+              <w:rPr>
+                <w:color w:val="000000"/>
+                <w:sz w:val="18"/>
+                <w:szCs w:val="18"/>
+              </w:rPr>
+              <w:t xml:space="preserve"> 1</w:t>
             </w:r>
           </w:p>
         </w:tc>
@@ -1012,8 +1414,18 @@
                 <w:sz w:val="18"/>
                 <w:szCs w:val="18"/>
               </w:rPr>
-              <w:t>Frozen base layers</w:t>
-            </w:r>
+              <w:t xml:space="preserve">Frozen base </w:t>
+            </w:r>
+            <w:proofErr w:type="spellStart"/>
+            <w:r>
+              <w:rPr>
+                <w:color w:val="000000"/>
+                <w:sz w:val="18"/>
+                <w:szCs w:val="18"/>
+              </w:rPr>
+              <w:t>layers</w:t>
+            </w:r>
+            <w:proofErr w:type="spellEnd"/>
           </w:p>
         </w:tc>
         <w:tc>
@@ -1107,13 +1519,23 @@
             <w:pPr>
               <w:jc w:val="center"/>
             </w:pPr>
-            <w:r>
-              <w:rPr>
-                <w:color w:val="000000"/>
-                <w:sz w:val="18"/>
-                <w:szCs w:val="18"/>
-              </w:rPr>
-              <w:t>Phase 2</w:t>
+            <w:proofErr w:type="spellStart"/>
+            <w:r>
+              <w:rPr>
+                <w:color w:val="000000"/>
+                <w:sz w:val="18"/>
+                <w:szCs w:val="18"/>
+              </w:rPr>
+              <w:t>Phase</w:t>
+            </w:r>
+            <w:proofErr w:type="spellEnd"/>
+            <w:r>
+              <w:rPr>
+                <w:color w:val="000000"/>
+                <w:sz w:val="18"/>
+                <w:szCs w:val="18"/>
+              </w:rPr>
+              <w:t xml:space="preserve"> 2</w:t>
             </w:r>
           </w:p>
         </w:tc>
@@ -1144,7 +1566,61 @@
                 <w:sz w:val="18"/>
                 <w:szCs w:val="18"/>
               </w:rPr>
-              <w:t>Fine-tuning (last 30 layers)</w:t>
+              <w:t>Fine-</w:t>
+            </w:r>
+            <w:proofErr w:type="spellStart"/>
+            <w:r>
+              <w:rPr>
+                <w:color w:val="000000"/>
+                <w:sz w:val="18"/>
+                <w:szCs w:val="18"/>
+              </w:rPr>
+              <w:t>tuning</w:t>
+            </w:r>
+            <w:proofErr w:type="spellEnd"/>
+            <w:r>
+              <w:rPr>
+                <w:color w:val="000000"/>
+                <w:sz w:val="18"/>
+                <w:szCs w:val="18"/>
+              </w:rPr>
+              <w:t xml:space="preserve"> (</w:t>
+            </w:r>
+            <w:proofErr w:type="spellStart"/>
+            <w:r>
+              <w:rPr>
+                <w:color w:val="000000"/>
+                <w:sz w:val="18"/>
+                <w:szCs w:val="18"/>
+              </w:rPr>
+              <w:t>last</w:t>
+            </w:r>
+            <w:proofErr w:type="spellEnd"/>
+            <w:r>
+              <w:rPr>
+                <w:color w:val="000000"/>
+                <w:sz w:val="18"/>
+                <w:szCs w:val="18"/>
+              </w:rPr>
+              <w:t xml:space="preserve"> 30 </w:t>
+            </w:r>
+            <w:proofErr w:type="spellStart"/>
+            <w:r>
+              <w:rPr>
+                <w:color w:val="000000"/>
+                <w:sz w:val="18"/>
+                <w:szCs w:val="18"/>
+              </w:rPr>
+              <w:t>layers</w:t>
+            </w:r>
+            <w:proofErr w:type="spellEnd"/>
+            <w:r>
+              <w:rPr>
+                <w:color w:val="000000"/>
+                <w:sz w:val="18"/>
+                <w:szCs w:val="18"/>
+              </w:rPr>
+              <w:t>)</w:t>
             </w:r>
           </w:p>
         </w:tc>
@@ -1222,7 +1698,23 @@
           <w:b/>
           <w:bCs/>
         </w:rPr>
-        <w:t>B. Classification Performance</w:t>
+        <w:t xml:space="preserve">B. </w:t>
+      </w:r>
+      <w:proofErr w:type="spellStart"/>
+      <w:r>
+        <w:rPr>
+          <w:b/>
+          <w:bCs/>
+        </w:rPr>
+        <w:t>Classification</w:t>
+      </w:r>
+      <w:proofErr w:type="spellEnd"/>
+      <w:r>
+        <w:rPr>
+          <w:b/>
+          <w:bCs/>
+        </w:rPr>
+        <w:t xml:space="preserve"> Performance</w:t>
       </w:r>
     </w:p>
     <w:p>
@@ -1277,11 +1769,11 @@
         <w:tblLook w:val="04A0" w:firstRow="1" w:lastRow="0" w:firstColumn="1" w:lastColumn="0" w:noHBand="0" w:noVBand="1"/>
       </w:tblPr>
       <w:tblGrid>
-        <w:gridCol w:w="3137"/>
-        <w:gridCol w:w="1736"/>
-        <w:gridCol w:w="1735"/>
-        <w:gridCol w:w="1735"/>
-        <w:gridCol w:w="1735"/>
+        <w:gridCol w:w="1385"/>
+        <w:gridCol w:w="950"/>
+        <w:gridCol w:w="736"/>
+        <w:gridCol w:w="736"/>
+        <w:gridCol w:w="871"/>
       </w:tblGrid>
       <w:tr>
         <w:tblPrEx>
@@ -1344,6 +1836,7 @@
             <w:pPr>
               <w:jc w:val="center"/>
             </w:pPr>
+            <w:proofErr w:type="spellStart"/>
             <w:r>
               <w:rPr>
                 <w:b/>
@@ -1354,6 +1847,7 @@
               </w:rPr>
               <w:t>Precision</w:t>
             </w:r>
+            <w:proofErr w:type="spellEnd"/>
           </w:p>
         </w:tc>
         <w:tc>
@@ -1377,6 +1871,7 @@
             <w:pPr>
               <w:jc w:val="center"/>
             </w:pPr>
+            <w:proofErr w:type="spellStart"/>
             <w:r>
               <w:rPr>
                 <w:b/>
@@ -1387,6 +1882,7 @@
               </w:rPr>
               <w:t>Recall</w:t>
             </w:r>
+            <w:proofErr w:type="spellEnd"/>
           </w:p>
         </w:tc>
         <w:tc>
@@ -1443,6 +1939,7 @@
             <w:pPr>
               <w:jc w:val="center"/>
             </w:pPr>
+            <w:proofErr w:type="spellStart"/>
             <w:r>
               <w:rPr>
                 <w:b/>
@@ -1453,6 +1950,7 @@
               </w:rPr>
               <w:t>Support</w:t>
             </w:r>
+            <w:proofErr w:type="spellEnd"/>
           </w:p>
         </w:tc>
       </w:tr>
@@ -1484,14 +1982,34 @@
             <w:pPr>
               <w:jc w:val="center"/>
             </w:pPr>
-            <w:r>
-              <w:rPr>
-                <w:color w:val="000000"/>
-                <w:sz w:val="18"/>
-                <w:szCs w:val="18"/>
-              </w:rPr>
-              <w:t>Alligator Crack</w:t>
-            </w:r>
+            <w:proofErr w:type="spellStart"/>
+            <w:r>
+              <w:rPr>
+                <w:color w:val="000000"/>
+                <w:sz w:val="18"/>
+                <w:szCs w:val="18"/>
+              </w:rPr>
+              <w:t>Alligator</w:t>
+            </w:r>
+            <w:proofErr w:type="spellEnd"/>
+            <w:r>
+              <w:rPr>
+                <w:color w:val="000000"/>
+                <w:sz w:val="18"/>
+                <w:szCs w:val="18"/>
+              </w:rPr>
+              <w:t xml:space="preserve"> </w:t>
+            </w:r>
+            <w:proofErr w:type="gramStart"/>
+            <w:r>
+              <w:rPr>
+                <w:color w:val="000000"/>
+                <w:sz w:val="18"/>
+                <w:szCs w:val="18"/>
+              </w:rPr>
+              <w:t>Crack</w:t>
+            </w:r>
+            <w:proofErr w:type="gramEnd"/>
           </w:p>
         </w:tc>
         <w:tc>
@@ -1653,8 +2171,18 @@
                 <w:sz w:val="18"/>
                 <w:szCs w:val="18"/>
               </w:rPr>
-              <w:t>Longitudinal Crack</w:t>
-            </w:r>
+              <w:t xml:space="preserve">Longitudinal </w:t>
+            </w:r>
+            <w:proofErr w:type="gramStart"/>
+            <w:r>
+              <w:rPr>
+                <w:color w:val="000000"/>
+                <w:sz w:val="18"/>
+                <w:szCs w:val="18"/>
+              </w:rPr>
+              <w:t>Crack</w:t>
+            </w:r>
+            <w:proofErr w:type="gramEnd"/>
           </w:p>
         </w:tc>
         <w:tc>
@@ -1810,14 +2338,17 @@
             <w:pPr>
               <w:jc w:val="center"/>
             </w:pPr>
-            <w:r>
-              <w:rPr>
-                <w:color w:val="000000"/>
-                <w:sz w:val="18"/>
-                <w:szCs w:val="18"/>
-              </w:rPr>
+            <w:proofErr w:type="spellStart"/>
+            <w:r>
+              <w:rPr>
+                <w:color w:val="000000"/>
+                <w:sz w:val="18"/>
+                <w:szCs w:val="18"/>
+              </w:rPr>
+              <w:lastRenderedPageBreak/>
               <w:t>Pothole</w:t>
             </w:r>
+            <w:proofErr w:type="spellEnd"/>
           </w:p>
         </w:tc>
         <w:tc>
@@ -1979,8 +2510,18 @@
                 <w:sz w:val="18"/>
                 <w:szCs w:val="18"/>
               </w:rPr>
-              <w:t>Transverse Crack</w:t>
-            </w:r>
+              <w:t xml:space="preserve">Transverse </w:t>
+            </w:r>
+            <w:proofErr w:type="gramStart"/>
+            <w:r>
+              <w:rPr>
+                <w:color w:val="000000"/>
+                <w:sz w:val="18"/>
+                <w:szCs w:val="18"/>
+              </w:rPr>
+              <w:t>Crack</w:t>
+            </w:r>
+            <w:proofErr w:type="gramEnd"/>
           </w:p>
         </w:tc>
         <w:tc>
@@ -2142,8 +2683,18 @@
                 <w:sz w:val="18"/>
                 <w:szCs w:val="18"/>
               </w:rPr>
-              <w:t>Macro Average</w:t>
-            </w:r>
+              <w:t xml:space="preserve">Macro </w:t>
+            </w:r>
+            <w:proofErr w:type="spellStart"/>
+            <w:r>
+              <w:rPr>
+                <w:color w:val="000000"/>
+                <w:sz w:val="18"/>
+                <w:szCs w:val="18"/>
+              </w:rPr>
+              <w:t>Average</w:t>
+            </w:r>
+            <w:proofErr w:type="spellEnd"/>
           </w:p>
         </w:tc>
         <w:tc>
@@ -2305,8 +2856,18 @@
                 <w:sz w:val="18"/>
                 <w:szCs w:val="18"/>
               </w:rPr>
-              <w:t>Overall Accuracy</w:t>
-            </w:r>
+              <w:t xml:space="preserve">Overall </w:t>
+            </w:r>
+            <w:proofErr w:type="spellStart"/>
+            <w:r>
+              <w:rPr>
+                <w:color w:val="000000"/>
+                <w:sz w:val="18"/>
+                <w:szCs w:val="18"/>
+              </w:rPr>
+              <w:t>Accuracy</w:t>
+            </w:r>
+            <w:proofErr w:type="spellEnd"/>
           </w:p>
         </w:tc>
         <w:tc>
@@ -2429,8 +2990,33 @@
           <w:b/>
           <w:bCs/>
         </w:rPr>
-        <w:t>C. Confusion Matrix Analysis</w:t>
-      </w:r>
+        <w:t xml:space="preserve">C. </w:t>
+      </w:r>
+      <w:proofErr w:type="spellStart"/>
+      <w:r>
+        <w:rPr>
+          <w:b/>
+          <w:bCs/>
+        </w:rPr>
+        <w:t>Confusion</w:t>
+      </w:r>
+      <w:proofErr w:type="spellEnd"/>
+      <w:r>
+        <w:rPr>
+          <w:b/>
+          <w:bCs/>
+        </w:rPr>
+        <w:t xml:space="preserve"> Matrix </w:t>
+      </w:r>
+      <w:proofErr w:type="spellStart"/>
+      <w:r>
+        <w:rPr>
+          <w:b/>
+          <w:bCs/>
+        </w:rPr>
+        <w:t>Analysis</w:t>
+      </w:r>
+      <w:proofErr w:type="spellEnd"/>
     </w:p>
     <w:p>
       <w:pPr>
@@ -2485,7 +3071,23 @@
           <w:color w:val="000000"/>
           <w:lang w:val="en-US"/>
         </w:rPr>
-        <w:t>The proposed system demonstrates the viability of Transfer Learning for road damage classification using a limited dataset. The two-phase training strategy yielded a 4.2 percentage point improvement in validation accuracy over the frozen-base approach alone, confirming the effectiveness of fine-tuning for domain adaptation.</w:t>
+        <w:t>The proposed system demonstrates the viability of Transfer Learning for road damage classification using a limited dataset. The two-phase training strategy yielded a 4.2 percentage point improvement in validation accuracy over the frozen-</w:t>
+      </w:r>
+      <w:proofErr w:type="spellStart"/>
+      <w:r>
+        <w:rPr>
+          <w:color w:val="000000"/>
+          <w:lang w:val="en-US"/>
+        </w:rPr>
+        <w:t>base</w:t>
+      </w:r>
+      <w:proofErr w:type="spellEnd"/>
+      <w:r>
+        <w:rPr>
+          <w:color w:val="000000"/>
+          <w:lang w:val="en-US"/>
+        </w:rPr>
+        <w:t xml:space="preserve"> approach alone, confirming the effectiveness of fine-tuning for domain adaptation.</w:t>
       </w:r>
     </w:p>
     <w:p>
@@ -2533,8 +3135,23 @@
           <w:color w:val="000000"/>
           <w:lang w:val="en-US"/>
         </w:rPr>
-        <w:lastRenderedPageBreak/>
-        <w:t>Training on CPU represents a significant constraint. GPU-accelerated training would allow exploration of more epochs, larger batch sizes, and deeper fine-tuning, potentially improving accuracy by 10–15 percentage points based on comparable studies in the literature.</w:t>
+        <w:t xml:space="preserve">Training </w:t>
+      </w:r>
+      <w:proofErr w:type="gramStart"/>
+      <w:r>
+        <w:rPr>
+          <w:color w:val="000000"/>
+          <w:lang w:val="en-US"/>
+        </w:rPr>
+        <w:t>on</w:t>
+      </w:r>
+      <w:proofErr w:type="gramEnd"/>
+      <w:r>
+        <w:rPr>
+          <w:color w:val="000000"/>
+          <w:lang w:val="en-US"/>
+        </w:rPr>
+        <w:t xml:space="preserve"> CPU represents a significant constraint. GPU-accelerated training would allow exploration of more epochs, larger batch sizes, and deeper fine-tuning, potentially improving accuracy by 10–15 percentage points based on comparable studies in the literature.</w:t>
       </w:r>
     </w:p>
     <w:p>
@@ -2663,13 +3280,29 @@
           <w:bCs/>
           <w:lang w:val="en-US"/>
         </w:rPr>
-        <w:t xml:space="preserve">[1]  </w:t>
-      </w:r>
-      <w:r>
-        <w:rPr>
-          <w:lang w:val="en-US"/>
-        </w:rPr>
-        <w:t>H. Maeda, Y. Sekimoto, T. Seto, T. Kashiyama, and H. Omata, "Road Damage Detection and Classification Using Deep Neural Networks with Smartphone Images," Computer-Aided Civil and Infrastructure Engineering, vol. 33, no. 12, pp. 1127–1141, 2018.</w:t>
+        <w:t>[1</w:t>
+      </w:r>
+      <w:proofErr w:type="gramStart"/>
+      <w:r>
+        <w:rPr>
+          <w:b/>
+          <w:bCs/>
+          <w:lang w:val="en-US"/>
+        </w:rPr>
+        <w:t xml:space="preserve">]  </w:t>
+      </w:r>
+      <w:r>
+        <w:rPr>
+          <w:lang w:val="en-US"/>
+        </w:rPr>
+        <w:t>H.</w:t>
+      </w:r>
+      <w:proofErr w:type="gramEnd"/>
+      <w:r>
+        <w:rPr>
+          <w:lang w:val="en-US"/>
+        </w:rPr>
+        <w:t xml:space="preserve"> Maeda, Y. Sekimoto, T. Seto, T. Kashiyama, and H. Omata, "Road Damage Detection and Classification Using Deep Neural Networks with Smartphone Images," Computer-Aided Civil and Infrastructure Engineering, vol. 33, no. 12, pp. 1127–1141, 2018.</w:t>
       </w:r>
     </w:p>
     <w:p>
@@ -2686,13 +3319,43 @@
           <w:bCs/>
           <w:lang w:val="en-US"/>
         </w:rPr>
-        <w:t xml:space="preserve">[2]  </w:t>
-      </w:r>
-      <w:r>
-        <w:rPr>
-          <w:lang w:val="en-US"/>
-        </w:rPr>
-        <w:t>D. Arya, H. Maeda, S. K. Ghosh, D. Toshniwal, and Y. Sekimoto, "RDD2022: A multi-national image dataset for automatic Road Damage Detection," arXiv preprint arXiv:2209.08538, 2022.</w:t>
+        <w:t>[2</w:t>
+      </w:r>
+      <w:proofErr w:type="gramStart"/>
+      <w:r>
+        <w:rPr>
+          <w:b/>
+          <w:bCs/>
+          <w:lang w:val="en-US"/>
+        </w:rPr>
+        <w:t xml:space="preserve">]  </w:t>
+      </w:r>
+      <w:r>
+        <w:rPr>
+          <w:lang w:val="en-US"/>
+        </w:rPr>
+        <w:t>D.</w:t>
+      </w:r>
+      <w:proofErr w:type="gramEnd"/>
+      <w:r>
+        <w:rPr>
+          <w:lang w:val="en-US"/>
+        </w:rPr>
+        <w:t xml:space="preserve"> Arya, H. Maeda, S. K. Ghosh, D. Toshniwal, and Y. Sekimoto, "RDD2022: A multi-national image dataset for automatic Road Damage Detection," </w:t>
+      </w:r>
+      <w:proofErr w:type="spellStart"/>
+      <w:r>
+        <w:rPr>
+          <w:lang w:val="en-US"/>
+        </w:rPr>
+        <w:t>arXiv</w:t>
+      </w:r>
+      <w:proofErr w:type="spellEnd"/>
+      <w:r>
+        <w:rPr>
+          <w:lang w:val="en-US"/>
+        </w:rPr>
+        <w:t xml:space="preserve"> preprint arXiv:2209.08538, 2022.</w:t>
       </w:r>
     </w:p>
     <w:p>
@@ -2709,13 +3372,29 @@
           <w:bCs/>
           <w:lang w:val="en-US"/>
         </w:rPr>
-        <w:t xml:space="preserve">[3]  </w:t>
-      </w:r>
-      <w:r>
-        <w:rPr>
-          <w:lang w:val="en-US"/>
-        </w:rPr>
-        <w:t xml:space="preserve">M. Sandler, A. Howard, M. Zhu, A. Zhmoginov, and L. C. Chen, "MobileNetV2: Inverted Residuals and Linear Bottlenecks," in Proc. </w:t>
+        <w:t>[3</w:t>
+      </w:r>
+      <w:proofErr w:type="gramStart"/>
+      <w:r>
+        <w:rPr>
+          <w:b/>
+          <w:bCs/>
+          <w:lang w:val="en-US"/>
+        </w:rPr>
+        <w:t xml:space="preserve">]  </w:t>
+      </w:r>
+      <w:r>
+        <w:rPr>
+          <w:lang w:val="en-US"/>
+        </w:rPr>
+        <w:t>M.</w:t>
+      </w:r>
+      <w:proofErr w:type="gramEnd"/>
+      <w:r>
+        <w:rPr>
+          <w:lang w:val="en-US"/>
+        </w:rPr>
+        <w:t xml:space="preserve"> Sandler, A. Howard, M. Zhu, A. Zhmoginov, and L. C. Chen, "MobileNetV2: Inverted Residuals and Linear Bottlenecks," in Proc. </w:t>
       </w:r>
       <w:r>
         <w:rPr>
@@ -2738,13 +3417,50 @@
           <w:bCs/>
           <w:lang w:val="en-US"/>
         </w:rPr>
-        <w:t xml:space="preserve">[4]  </w:t>
-      </w:r>
-      <w:r>
-        <w:rPr>
-          <w:lang w:val="en-US"/>
-        </w:rPr>
-        <w:t>M. Tan and Q. V. Le, "EfficientNet: Rethinking Model Scaling for Convolutional Neural Networks," in Proc. 36th International Conference on Machine Learning (ICML), pp. 6105–6114, 2019.</w:t>
+        <w:t>[4</w:t>
+      </w:r>
+      <w:proofErr w:type="gramStart"/>
+      <w:r>
+        <w:rPr>
+          <w:b/>
+          <w:bCs/>
+          <w:lang w:val="en-US"/>
+        </w:rPr>
+        <w:t xml:space="preserve">]  </w:t>
+      </w:r>
+      <w:r>
+        <w:rPr>
+          <w:lang w:val="en-US"/>
+        </w:rPr>
+        <w:t>M.</w:t>
+      </w:r>
+      <w:proofErr w:type="gramEnd"/>
+      <w:r>
+        <w:rPr>
+          <w:lang w:val="en-US"/>
+        </w:rPr>
+        <w:t xml:space="preserve"> Tan and Q. V. Le, "</w:t>
+      </w:r>
+      <w:proofErr w:type="spellStart"/>
+      <w:r>
+        <w:rPr>
+          <w:lang w:val="en-US"/>
+        </w:rPr>
+        <w:t>EfficientNet</w:t>
+      </w:r>
+      <w:proofErr w:type="spellEnd"/>
+      <w:r>
+        <w:rPr>
+          <w:lang w:val="en-US"/>
+        </w:rPr>
+        <w:t xml:space="preserve">: Rethinking Model Scaling for Convolutional Neural Networks," in Proc. 36th </w:t>
+      </w:r>
+      <w:r>
+        <w:rPr>
+          <w:lang w:val="en-US"/>
+        </w:rPr>
+        <w:lastRenderedPageBreak/>
+        <w:t>International Conference on Machine Learning (ICML), pp. 6105–6114, 2019.</w:t>
       </w:r>
     </w:p>
     <w:p>
@@ -2761,13 +3477,29 @@
           <w:bCs/>
           <w:lang w:val="en-US"/>
         </w:rPr>
-        <w:t xml:space="preserve">[5]  </w:t>
-      </w:r>
-      <w:r>
-        <w:rPr>
-          <w:lang w:val="en-US"/>
-        </w:rPr>
-        <w:t xml:space="preserve">F. Chollet, Deep Learning with Python, 2nd ed. </w:t>
+        <w:t>[5</w:t>
+      </w:r>
+      <w:proofErr w:type="gramStart"/>
+      <w:r>
+        <w:rPr>
+          <w:b/>
+          <w:bCs/>
+          <w:lang w:val="en-US"/>
+        </w:rPr>
+        <w:t xml:space="preserve">]  </w:t>
+      </w:r>
+      <w:r>
+        <w:rPr>
+          <w:lang w:val="en-US"/>
+        </w:rPr>
+        <w:t>F.</w:t>
+      </w:r>
+      <w:proofErr w:type="gramEnd"/>
+      <w:r>
+        <w:rPr>
+          <w:lang w:val="en-US"/>
+        </w:rPr>
+        <w:t xml:space="preserve"> Chollet, Deep Learning with Python, 2nd ed. </w:t>
       </w:r>
       <w:r>
         <w:rPr>
@@ -2787,13 +3519,57 @@
           <w:bCs/>
           <w:lang w:val="en-US"/>
         </w:rPr>
-        <w:t xml:space="preserve">[6]  </w:t>
-      </w:r>
-      <w:r>
-        <w:rPr>
-          <w:lang w:val="en-US"/>
-        </w:rPr>
-        <w:t xml:space="preserve">A. Géron, Hands-On Machine Learning with Scikit-Learn, Keras, and TensorFlow, 3rd ed. </w:t>
+        <w:t>[6</w:t>
+      </w:r>
+      <w:proofErr w:type="gramStart"/>
+      <w:r>
+        <w:rPr>
+          <w:b/>
+          <w:bCs/>
+          <w:lang w:val="en-US"/>
+        </w:rPr>
+        <w:t xml:space="preserve">]  </w:t>
+      </w:r>
+      <w:r>
+        <w:rPr>
+          <w:lang w:val="en-US"/>
+        </w:rPr>
+        <w:t>A.</w:t>
+      </w:r>
+      <w:proofErr w:type="gramEnd"/>
+      <w:r>
+        <w:rPr>
+          <w:lang w:val="en-US"/>
+        </w:rPr>
+        <w:t xml:space="preserve"> </w:t>
+      </w:r>
+      <w:proofErr w:type="spellStart"/>
+      <w:r>
+        <w:rPr>
+          <w:lang w:val="en-US"/>
+        </w:rPr>
+        <w:t>Géron</w:t>
+      </w:r>
+      <w:proofErr w:type="spellEnd"/>
+      <w:r>
+        <w:rPr>
+          <w:lang w:val="en-US"/>
+        </w:rPr>
+        <w:t xml:space="preserve">, Hands-On Machine Learning with Scikit-Learn, </w:t>
+      </w:r>
+      <w:proofErr w:type="spellStart"/>
+      <w:r>
+        <w:rPr>
+          <w:lang w:val="en-US"/>
+        </w:rPr>
+        <w:t>Keras</w:t>
+      </w:r>
+      <w:proofErr w:type="spellEnd"/>
+      <w:r>
+        <w:rPr>
+          <w:lang w:val="en-US"/>
+        </w:rPr>
+        <w:t xml:space="preserve">, and TensorFlow, 3rd ed. </w:t>
       </w:r>
       <w:r>
         <w:t>Sebastopol, CA: O'Reilly Media, 2022.</w:t>
@@ -2802,7 +3578,7 @@
     <w:sectPr>
       <w:pgSz w:w="12240" w:h="15840"/>
       <w:pgMar w:top="1440" w:right="1080" w:bottom="1440" w:left="1080" w:header="708" w:footer="708" w:gutter="0"/>
-      <w:cols w:space="720"/>
+      <w:cols w:num="2" w:space="720"/>
       <w:docGrid w:linePitch="360"/>
     </w:sectPr>
   </w:body>

--- a/IEEE_Road_Damage_Classifier.docx
+++ b/IEEE_Road_Damage_Classifier.docx
@@ -57,17 +57,41 @@
         <w:spacing w:after="240" w:line="276" w:lineRule="auto"/>
         <w:jc w:val="center"/>
         <w:rPr>
-          <w:lang w:val="en-US"/>
-        </w:rPr>
-      </w:pPr>
-      <w:r>
-        <w:rPr>
           <w:color w:val="000000"/>
           <w:sz w:val="18"/>
           <w:szCs w:val="18"/>
           <w:lang w:val="en-US"/>
         </w:rPr>
+      </w:pPr>
+      <w:r>
+        <w:rPr>
+          <w:color w:val="000000"/>
+          <w:sz w:val="18"/>
+          <w:szCs w:val="18"/>
+          <w:lang w:val="en-US"/>
+        </w:rPr>
         <w:t>Faculty of Engineering — Universidad Don Bosco, San Salvador, El Salvador</w:t>
+      </w:r>
+    </w:p>
+    <w:p>
+      <w:pPr>
+        <w:spacing w:after="240" w:line="276" w:lineRule="auto"/>
+        <w:jc w:val="center"/>
+        <w:rPr>
+          <w:lang w:val="en-US"/>
+        </w:rPr>
+      </w:pPr>
+      <w:r>
+        <w:rPr>
+          <w:lang w:val="en-US"/>
+        </w:rPr>
+        <w:t xml:space="preserve">Repository Link: </w:t>
+      </w:r>
+      <w:r>
+        <w:rPr>
+          <w:lang w:val="en-US"/>
+        </w:rPr>
+        <w:t>https://github.com/tetoibarra/road_damage_classifier.git</w:t>
       </w:r>
     </w:p>
     <w:p>
@@ -184,14 +208,14 @@
           <w:color w:val="000000"/>
           <w:lang w:val="en-US"/>
         </w:rPr>
-        <w:t xml:space="preserve">The application of computer vision and deep learning techniques offers a promising alternative for automating road condition assessment. Convolutional Neural Networks (CNNs) have demonstrated exceptional performance in image recognition tasks, making them </w:t>
-      </w:r>
-      <w:r>
-        <w:rPr>
-          <w:color w:val="000000"/>
-          <w:lang w:val="en-US"/>
-        </w:rPr>
-        <w:t>suitable candidates for road damage detection and classification.</w:t>
+        <w:t xml:space="preserve">The application of computer vision and deep learning techniques offers a promising alternative for automating road condition assessment. Convolutional Neural </w:t>
+      </w:r>
+      <w:r>
+        <w:rPr>
+          <w:color w:val="000000"/>
+          <w:lang w:val="en-US"/>
+        </w:rPr>
+        <w:t>Networks (CNNs) have demonstrated exceptional performance in image recognition tasks, making them suitable candidates for road damage detection and classification.</w:t>
       </w:r>
     </w:p>
     <w:p>
@@ -343,23 +367,15 @@
           <w:color w:val="000000"/>
           <w:lang w:val="en-US"/>
         </w:rPr>
-        <w:t xml:space="preserve">More recently, researchers have explored fine-tuning strategies for domain-specific applications. Tan and Le [4] demonstrated that partially unfreezing pre-trained layers during a second training phase (fine-tuning) consistently improves performance over fully frozen feature extraction. Our work builds upon these findings by applying a two-phase training strategy specifically </w:t>
-      </w:r>
-      <w:proofErr w:type="gramStart"/>
-      <w:r>
-        <w:rPr>
-          <w:color w:val="000000"/>
-          <w:lang w:val="en-US"/>
-        </w:rPr>
-        <w:t>adapted</w:t>
-      </w:r>
-      <w:proofErr w:type="gramEnd"/>
-      <w:r>
-        <w:rPr>
-          <w:color w:val="000000"/>
-          <w:lang w:val="en-US"/>
-        </w:rPr>
-        <w:t xml:space="preserve"> for road damage classification.</w:t>
+        <w:t>More recently, researchers have explored fine-tuning strategies for domain-specific applications. Tan and Le [4] demonstrated that partially unfreezing pre-trained layers during a second training phase (fine-tuning) consistently improves performance over fully frozen feature extraction. Our work builds upon these findings by applying a two-</w:t>
+      </w:r>
+      <w:r>
+        <w:rPr>
+          <w:color w:val="000000"/>
+          <w:lang w:val="en-US"/>
+        </w:rPr>
+        <w:lastRenderedPageBreak/>
+        <w:t>phase training strategy specifically adapted for road damage classification.</w:t>
       </w:r>
     </w:p>
     <w:p>
@@ -383,7 +399,6 @@
           <w:caps/>
           <w:lang w:val="en-US"/>
         </w:rPr>
-        <w:lastRenderedPageBreak/>
         <w:t>III. METHODOLOGY</w:t>
       </w:r>
     </w:p>
@@ -462,15 +477,7 @@
       </w:r>
       <w:proofErr w:type="spellEnd"/>
       <w:r>
-        <w:t xml:space="preserve"> </w:t>
-      </w:r>
-      <w:proofErr w:type="gramStart"/>
-      <w:r>
-        <w:t>Crack</w:t>
-      </w:r>
-      <w:proofErr w:type="gramEnd"/>
-      <w:r>
-        <w:t xml:space="preserve"> (819 </w:t>
+        <w:t xml:space="preserve"> Crack (819 </w:t>
       </w:r>
       <w:proofErr w:type="spellStart"/>
       <w:r>
@@ -492,15 +499,7 @@
         <w:jc w:val="both"/>
       </w:pPr>
       <w:r>
-        <w:t xml:space="preserve">Transverse </w:t>
-      </w:r>
-      <w:proofErr w:type="gramStart"/>
-      <w:r>
-        <w:t>Crack</w:t>
-      </w:r>
-      <w:proofErr w:type="gramEnd"/>
-      <w:r>
-        <w:t xml:space="preserve"> (636 </w:t>
+        <w:t xml:space="preserve">Transverse Crack (636 </w:t>
       </w:r>
       <w:proofErr w:type="spellStart"/>
       <w:r>
@@ -522,15 +521,7 @@
         <w:jc w:val="both"/>
       </w:pPr>
       <w:r>
-        <w:t xml:space="preserve">Longitudinal </w:t>
-      </w:r>
-      <w:proofErr w:type="gramStart"/>
-      <w:r>
-        <w:t>Crack</w:t>
-      </w:r>
-      <w:proofErr w:type="gramEnd"/>
-      <w:r>
-        <w:t xml:space="preserve"> (614 </w:t>
+        <w:t xml:space="preserve">Longitudinal Crack (614 </w:t>
       </w:r>
       <w:proofErr w:type="spellStart"/>
       <w:r>
@@ -586,23 +577,7 @@
           <w:color w:val="000000"/>
           <w:lang w:val="en-US"/>
         </w:rPr>
-        <w:t xml:space="preserve">The proposed system follows </w:t>
-      </w:r>
-      <w:proofErr w:type="gramStart"/>
-      <w:r>
-        <w:rPr>
-          <w:color w:val="000000"/>
-          <w:lang w:val="en-US"/>
-        </w:rPr>
-        <w:t>a modular</w:t>
-      </w:r>
-      <w:proofErr w:type="gramEnd"/>
-      <w:r>
-        <w:rPr>
-          <w:color w:val="000000"/>
-          <w:lang w:val="en-US"/>
-        </w:rPr>
-        <w:t xml:space="preserve"> pipeline architecture:</w:t>
+        <w:t>The proposed system follows a modular pipeline architecture:</w:t>
       </w:r>
     </w:p>
     <w:p>
@@ -682,21 +657,7 @@
         <w:rPr>
           <w:lang w:val="en-US"/>
         </w:rPr>
-        <w:t xml:space="preserve">Classification Head: GlobalAveragePooling2D → </w:t>
-      </w:r>
-      <w:proofErr w:type="gramStart"/>
-      <w:r>
-        <w:rPr>
-          <w:lang w:val="en-US"/>
-        </w:rPr>
-        <w:t>Dense(</w:t>
-      </w:r>
-      <w:proofErr w:type="gramEnd"/>
-      <w:r>
-        <w:rPr>
-          <w:lang w:val="en-US"/>
-        </w:rPr>
-        <w:t xml:space="preserve">256, </w:t>
+        <w:t xml:space="preserve">Classification Head: GlobalAveragePooling2D → Dense(256, </w:t>
       </w:r>
       <w:proofErr w:type="spellStart"/>
       <w:r>
@@ -710,35 +671,7 @@
         <w:rPr>
           <w:lang w:val="en-US"/>
         </w:rPr>
-        <w:t xml:space="preserve">) → </w:t>
-      </w:r>
-      <w:proofErr w:type="gramStart"/>
-      <w:r>
-        <w:rPr>
-          <w:lang w:val="en-US"/>
-        </w:rPr>
-        <w:t>Dropout(</w:t>
-      </w:r>
-      <w:proofErr w:type="gramEnd"/>
-      <w:r>
-        <w:rPr>
-          <w:lang w:val="en-US"/>
-        </w:rPr>
-        <w:t xml:space="preserve">0.4) → </w:t>
-      </w:r>
-      <w:proofErr w:type="gramStart"/>
-      <w:r>
-        <w:rPr>
-          <w:lang w:val="en-US"/>
-        </w:rPr>
-        <w:t>Dense(</w:t>
-      </w:r>
-      <w:proofErr w:type="gramEnd"/>
-      <w:r>
-        <w:rPr>
-          <w:lang w:val="en-US"/>
-        </w:rPr>
-        <w:t xml:space="preserve">128, </w:t>
+        <w:t xml:space="preserve">) → Dropout(0.4) → Dense(128, </w:t>
       </w:r>
       <w:proofErr w:type="spellStart"/>
       <w:r>
@@ -752,35 +685,7 @@
         <w:rPr>
           <w:lang w:val="en-US"/>
         </w:rPr>
-        <w:t xml:space="preserve">) → </w:t>
-      </w:r>
-      <w:proofErr w:type="gramStart"/>
-      <w:r>
-        <w:rPr>
-          <w:lang w:val="en-US"/>
-        </w:rPr>
-        <w:t>Dropout(</w:t>
-      </w:r>
-      <w:proofErr w:type="gramEnd"/>
-      <w:r>
-        <w:rPr>
-          <w:lang w:val="en-US"/>
-        </w:rPr>
-        <w:t xml:space="preserve">0.3) → </w:t>
-      </w:r>
-      <w:proofErr w:type="gramStart"/>
-      <w:r>
-        <w:rPr>
-          <w:lang w:val="en-US"/>
-        </w:rPr>
-        <w:t>Dense(</w:t>
-      </w:r>
-      <w:proofErr w:type="gramEnd"/>
-      <w:r>
-        <w:rPr>
-          <w:lang w:val="en-US"/>
-        </w:rPr>
-        <w:t xml:space="preserve">4, </w:t>
+        <w:t xml:space="preserve">) → Dropout(0.3) → Dense(4, </w:t>
       </w:r>
       <w:proofErr w:type="spellStart"/>
       <w:r>
@@ -899,7 +804,13 @@
         <w:rPr>
           <w:lang w:val="en-US"/>
         </w:rPr>
-        <w:t xml:space="preserve">=0.001), categorical cross-entropy loss, and class weights to handle class imbalance. Early stopping (patience=5) and </w:t>
+        <w:t xml:space="preserve">=0.001), categorical cross-entropy loss, and class weights to handle class imbalance. Early stopping </w:t>
+      </w:r>
+      <w:r>
+        <w:rPr>
+          <w:lang w:val="en-US"/>
+        </w:rPr>
+        <w:t xml:space="preserve">(patience=5) and </w:t>
       </w:r>
       <w:proofErr w:type="spellStart"/>
       <w:r>
@@ -1014,23 +925,7 @@
           <w:color w:val="000000"/>
           <w:lang w:val="en-US"/>
         </w:rPr>
-        <w:t xml:space="preserve">. All experiments were conducted on CPU (Intel architecture) without GPU acceleration. The trained model </w:t>
-      </w:r>
-      <w:proofErr w:type="gramStart"/>
-      <w:r>
-        <w:rPr>
-          <w:color w:val="000000"/>
-          <w:lang w:val="en-US"/>
-        </w:rPr>
-        <w:t>is persisted</w:t>
-      </w:r>
-      <w:proofErr w:type="gramEnd"/>
-      <w:r>
-        <w:rPr>
-          <w:color w:val="000000"/>
-          <w:lang w:val="en-US"/>
-        </w:rPr>
-        <w:t xml:space="preserve"> in </w:t>
+        <w:t xml:space="preserve">. All experiments were conducted on CPU (Intel architecture) without GPU acceleration. The trained model is persisted in </w:t>
       </w:r>
       <w:proofErr w:type="spellStart"/>
       <w:r>
@@ -1046,15 +941,7 @@
           <w:color w:val="000000"/>
           <w:lang w:val="en-US"/>
         </w:rPr>
-        <w:t xml:space="preserve"> format </w:t>
-      </w:r>
-      <w:proofErr w:type="gramStart"/>
-      <w:r>
-        <w:rPr>
-          <w:color w:val="000000"/>
-          <w:lang w:val="en-US"/>
-        </w:rPr>
-        <w:t>(.</w:t>
+        <w:t xml:space="preserve"> format (.</w:t>
       </w:r>
       <w:proofErr w:type="spellStart"/>
       <w:r>
@@ -1065,7 +952,6 @@
         <w:t>keras</w:t>
       </w:r>
       <w:proofErr w:type="spellEnd"/>
-      <w:proofErr w:type="gramEnd"/>
       <w:r>
         <w:rPr>
           <w:color w:val="000000"/>
@@ -1989,6 +1875,7 @@
                 <w:sz w:val="18"/>
                 <w:szCs w:val="18"/>
               </w:rPr>
+              <w:lastRenderedPageBreak/>
               <w:t>Alligator</w:t>
             </w:r>
             <w:proofErr w:type="spellEnd"/>
@@ -1998,18 +1885,8 @@
                 <w:sz w:val="18"/>
                 <w:szCs w:val="18"/>
               </w:rPr>
-              <w:t xml:space="preserve"> </w:t>
-            </w:r>
-            <w:proofErr w:type="gramStart"/>
-            <w:r>
-              <w:rPr>
-                <w:color w:val="000000"/>
-                <w:sz w:val="18"/>
-                <w:szCs w:val="18"/>
-              </w:rPr>
-              <w:t>Crack</w:t>
-            </w:r>
-            <w:proofErr w:type="gramEnd"/>
+              <w:t xml:space="preserve"> Crack</w:t>
+            </w:r>
           </w:p>
         </w:tc>
         <w:tc>
@@ -2171,18 +2048,8 @@
                 <w:sz w:val="18"/>
                 <w:szCs w:val="18"/>
               </w:rPr>
-              <w:t xml:space="preserve">Longitudinal </w:t>
-            </w:r>
-            <w:proofErr w:type="gramStart"/>
-            <w:r>
-              <w:rPr>
-                <w:color w:val="000000"/>
-                <w:sz w:val="18"/>
-                <w:szCs w:val="18"/>
-              </w:rPr>
-              <w:t>Crack</w:t>
-            </w:r>
-            <w:proofErr w:type="gramEnd"/>
+              <w:t>Longitudinal Crack</w:t>
+            </w:r>
           </w:p>
         </w:tc>
         <w:tc>
@@ -2345,7 +2212,6 @@
                 <w:sz w:val="18"/>
                 <w:szCs w:val="18"/>
               </w:rPr>
-              <w:lastRenderedPageBreak/>
               <w:t>Pothole</w:t>
             </w:r>
             <w:proofErr w:type="spellEnd"/>
@@ -2510,18 +2376,8 @@
                 <w:sz w:val="18"/>
                 <w:szCs w:val="18"/>
               </w:rPr>
-              <w:t xml:space="preserve">Transverse </w:t>
-            </w:r>
-            <w:proofErr w:type="gramStart"/>
-            <w:r>
-              <w:rPr>
-                <w:color w:val="000000"/>
-                <w:sz w:val="18"/>
-                <w:szCs w:val="18"/>
-              </w:rPr>
-              <w:t>Crack</w:t>
-            </w:r>
-            <w:proofErr w:type="gramEnd"/>
+              <w:t>Transverse Crack</w:t>
+            </w:r>
           </w:p>
         </w:tc>
         <w:tc>
@@ -3135,23 +2991,14 @@
           <w:color w:val="000000"/>
           <w:lang w:val="en-US"/>
         </w:rPr>
-        <w:t xml:space="preserve">Training </w:t>
-      </w:r>
-      <w:proofErr w:type="gramStart"/>
-      <w:r>
-        <w:rPr>
-          <w:color w:val="000000"/>
-          <w:lang w:val="en-US"/>
-        </w:rPr>
-        <w:t>on</w:t>
-      </w:r>
-      <w:proofErr w:type="gramEnd"/>
-      <w:r>
-        <w:rPr>
-          <w:color w:val="000000"/>
-          <w:lang w:val="en-US"/>
-        </w:rPr>
-        <w:t xml:space="preserve"> CPU represents a significant constraint. GPU-accelerated training would allow exploration of more epochs, larger batch sizes, and deeper fine-tuning, potentially improving accuracy by 10–15 percentage points based on comparable studies in the literature.</w:t>
+        <w:t xml:space="preserve">Training on CPU represents a significant constraint. GPU-accelerated training would allow exploration of more epochs, larger batch sizes, and deeper fine-tuning, </w:t>
+      </w:r>
+      <w:r>
+        <w:rPr>
+          <w:color w:val="000000"/>
+          <w:lang w:val="en-US"/>
+        </w:rPr>
+        <w:t>potentially improving accuracy by 10–15 percentage points based on comparable studies in the literature.</w:t>
       </w:r>
     </w:p>
     <w:p>
@@ -3280,29 +3127,50 @@
           <w:bCs/>
           <w:lang w:val="en-US"/>
         </w:rPr>
-        <w:t>[1</w:t>
-      </w:r>
-      <w:proofErr w:type="gramStart"/>
+        <w:t xml:space="preserve">[1]  </w:t>
+      </w:r>
+      <w:r>
+        <w:rPr>
+          <w:lang w:val="en-US"/>
+        </w:rPr>
+        <w:t>H. Maeda, Y. Sekimoto, T. Seto, T. Kashiyama, and H. Omata, "Road Damage Detection and Classification Using Deep Neural Networks with Smartphone Images," Computer-Aided Civil and Infrastructure Engineering, vol. 33, no. 12, pp. 1127–1141, 2018.</w:t>
+      </w:r>
+    </w:p>
+    <w:p>
+      <w:pPr>
+        <w:spacing w:before="60" w:after="60" w:line="276" w:lineRule="auto"/>
+        <w:jc w:val="both"/>
+        <w:rPr>
+          <w:lang w:val="en-US"/>
+        </w:rPr>
+      </w:pPr>
       <w:r>
         <w:rPr>
           <w:b/>
           <w:bCs/>
           <w:lang w:val="en-US"/>
         </w:rPr>
-        <w:t xml:space="preserve">]  </w:t>
-      </w:r>
-      <w:r>
-        <w:rPr>
-          <w:lang w:val="en-US"/>
-        </w:rPr>
-        <w:t>H.</w:t>
-      </w:r>
-      <w:proofErr w:type="gramEnd"/>
-      <w:r>
-        <w:rPr>
-          <w:lang w:val="en-US"/>
-        </w:rPr>
-        <w:t xml:space="preserve"> Maeda, Y. Sekimoto, T. Seto, T. Kashiyama, and H. Omata, "Road Damage Detection and Classification Using Deep Neural Networks with Smartphone Images," Computer-Aided Civil and Infrastructure Engineering, vol. 33, no. 12, pp. 1127–1141, 2018.</w:t>
+        <w:t xml:space="preserve">[2]  </w:t>
+      </w:r>
+      <w:r>
+        <w:rPr>
+          <w:lang w:val="en-US"/>
+        </w:rPr>
+        <w:t xml:space="preserve">D. Arya, H. Maeda, S. K. Ghosh, D. Toshniwal, and Y. Sekimoto, "RDD2022: A multi-national image dataset for automatic Road Damage Detection," </w:t>
+      </w:r>
+      <w:proofErr w:type="spellStart"/>
+      <w:r>
+        <w:rPr>
+          <w:lang w:val="en-US"/>
+        </w:rPr>
+        <w:t>arXiv</w:t>
+      </w:r>
+      <w:proofErr w:type="spellEnd"/>
+      <w:r>
+        <w:rPr>
+          <w:lang w:val="en-US"/>
+        </w:rPr>
+        <w:t xml:space="preserve"> preprint arXiv:2209.08538, 2022.</w:t>
       </w:r>
     </w:p>
     <w:p>
@@ -3319,43 +3187,57 @@
           <w:bCs/>
           <w:lang w:val="en-US"/>
         </w:rPr>
-        <w:t>[2</w:t>
-      </w:r>
-      <w:proofErr w:type="gramStart"/>
+        <w:t xml:space="preserve">[3]  </w:t>
+      </w:r>
+      <w:r>
+        <w:rPr>
+          <w:lang w:val="en-US"/>
+        </w:rPr>
+        <w:t xml:space="preserve">M. Sandler, A. Howard, M. Zhu, A. Zhmoginov, and L. C. Chen, "MobileNetV2: Inverted Residuals and Linear Bottlenecks," in Proc. </w:t>
+      </w:r>
+      <w:r>
+        <w:rPr>
+          <w:lang w:val="en-US"/>
+        </w:rPr>
+        <w:t>IEEE/CVF Conference on Computer Vision and Pattern Recognition (CVPR), pp. 4510–4520, 2018.</w:t>
+      </w:r>
+    </w:p>
+    <w:p>
+      <w:pPr>
+        <w:spacing w:before="60" w:after="60" w:line="276" w:lineRule="auto"/>
+        <w:jc w:val="both"/>
+        <w:rPr>
+          <w:lang w:val="en-US"/>
+        </w:rPr>
+      </w:pPr>
       <w:r>
         <w:rPr>
           <w:b/>
           <w:bCs/>
           <w:lang w:val="en-US"/>
         </w:rPr>
-        <w:t xml:space="preserve">]  </w:t>
-      </w:r>
-      <w:r>
-        <w:rPr>
-          <w:lang w:val="en-US"/>
-        </w:rPr>
-        <w:t>D.</w:t>
-      </w:r>
-      <w:proofErr w:type="gramEnd"/>
-      <w:r>
-        <w:rPr>
-          <w:lang w:val="en-US"/>
-        </w:rPr>
-        <w:t xml:space="preserve"> Arya, H. Maeda, S. K. Ghosh, D. Toshniwal, and Y. Sekimoto, "RDD2022: A multi-national image dataset for automatic Road Damage Detection," </w:t>
+        <w:lastRenderedPageBreak/>
+        <w:t xml:space="preserve">[4]  </w:t>
+      </w:r>
+      <w:r>
+        <w:rPr>
+          <w:lang w:val="en-US"/>
+        </w:rPr>
+        <w:t>M. Tan and Q. V. Le, "</w:t>
       </w:r>
       <w:proofErr w:type="spellStart"/>
       <w:r>
         <w:rPr>
           <w:lang w:val="en-US"/>
         </w:rPr>
-        <w:t>arXiv</w:t>
+        <w:t>EfficientNet</w:t>
       </w:r>
       <w:proofErr w:type="spellEnd"/>
       <w:r>
         <w:rPr>
           <w:lang w:val="en-US"/>
         </w:rPr>
-        <w:t xml:space="preserve"> preprint arXiv:2209.08538, 2022.</w:t>
+        <w:t>: Rethinking Model Scaling for Convolutional Neural Networks," in Proc. 36th International Conference on Machine Learning (ICML), pp. 6105–6114, 2019.</w:t>
       </w:r>
     </w:p>
     <w:p>
@@ -3372,176 +3254,39 @@
           <w:bCs/>
           <w:lang w:val="en-US"/>
         </w:rPr>
-        <w:t>[3</w:t>
-      </w:r>
-      <w:proofErr w:type="gramStart"/>
+        <w:t xml:space="preserve">[5]  </w:t>
+      </w:r>
+      <w:r>
+        <w:rPr>
+          <w:lang w:val="en-US"/>
+        </w:rPr>
+        <w:t xml:space="preserve">F. Chollet, Deep Learning with Python, 2nd ed. </w:t>
+      </w:r>
+      <w:r>
+        <w:rPr>
+          <w:lang w:val="en-US"/>
+        </w:rPr>
+        <w:t>Shelter Island, NY: Manning Publications, 2021.</w:t>
+      </w:r>
+    </w:p>
+    <w:p>
+      <w:pPr>
+        <w:spacing w:before="60" w:after="60" w:line="276" w:lineRule="auto"/>
+        <w:jc w:val="both"/>
+      </w:pPr>
       <w:r>
         <w:rPr>
           <w:b/>
           <w:bCs/>
           <w:lang w:val="en-US"/>
         </w:rPr>
-        <w:t xml:space="preserve">]  </w:t>
-      </w:r>
-      <w:r>
-        <w:rPr>
-          <w:lang w:val="en-US"/>
-        </w:rPr>
-        <w:t>M.</w:t>
-      </w:r>
-      <w:proofErr w:type="gramEnd"/>
-      <w:r>
-        <w:rPr>
-          <w:lang w:val="en-US"/>
-        </w:rPr>
-        <w:t xml:space="preserve"> Sandler, A. Howard, M. Zhu, A. Zhmoginov, and L. C. Chen, "MobileNetV2: Inverted Residuals and Linear Bottlenecks," in Proc. </w:t>
-      </w:r>
-      <w:r>
-        <w:rPr>
-          <w:lang w:val="en-US"/>
-        </w:rPr>
-        <w:t>IEEE/CVF Conference on Computer Vision and Pattern Recognition (CVPR), pp. 4510–4520, 2018.</w:t>
-      </w:r>
-    </w:p>
-    <w:p>
-      <w:pPr>
-        <w:spacing w:before="60" w:after="60" w:line="276" w:lineRule="auto"/>
-        <w:jc w:val="both"/>
-        <w:rPr>
-          <w:lang w:val="en-US"/>
-        </w:rPr>
-      </w:pPr>
-      <w:r>
-        <w:rPr>
-          <w:b/>
-          <w:bCs/>
-          <w:lang w:val="en-US"/>
-        </w:rPr>
-        <w:t>[4</w:t>
-      </w:r>
-      <w:proofErr w:type="gramStart"/>
-      <w:r>
-        <w:rPr>
-          <w:b/>
-          <w:bCs/>
-          <w:lang w:val="en-US"/>
-        </w:rPr>
-        <w:t xml:space="preserve">]  </w:t>
-      </w:r>
-      <w:r>
-        <w:rPr>
-          <w:lang w:val="en-US"/>
-        </w:rPr>
-        <w:t>M.</w:t>
-      </w:r>
-      <w:proofErr w:type="gramEnd"/>
-      <w:r>
-        <w:rPr>
-          <w:lang w:val="en-US"/>
-        </w:rPr>
-        <w:t xml:space="preserve"> Tan and Q. V. Le, "</w:t>
-      </w:r>
-      <w:proofErr w:type="spellStart"/>
-      <w:r>
-        <w:rPr>
-          <w:lang w:val="en-US"/>
-        </w:rPr>
-        <w:t>EfficientNet</w:t>
-      </w:r>
-      <w:proofErr w:type="spellEnd"/>
-      <w:r>
-        <w:rPr>
-          <w:lang w:val="en-US"/>
-        </w:rPr>
-        <w:t xml:space="preserve">: Rethinking Model Scaling for Convolutional Neural Networks," in Proc. 36th </w:t>
-      </w:r>
-      <w:r>
-        <w:rPr>
-          <w:lang w:val="en-US"/>
-        </w:rPr>
-        <w:lastRenderedPageBreak/>
-        <w:t>International Conference on Machine Learning (ICML), pp. 6105–6114, 2019.</w:t>
-      </w:r>
-    </w:p>
-    <w:p>
-      <w:pPr>
-        <w:spacing w:before="60" w:after="60" w:line="276" w:lineRule="auto"/>
-        <w:jc w:val="both"/>
-        <w:rPr>
-          <w:lang w:val="en-US"/>
-        </w:rPr>
-      </w:pPr>
-      <w:r>
-        <w:rPr>
-          <w:b/>
-          <w:bCs/>
-          <w:lang w:val="en-US"/>
-        </w:rPr>
-        <w:t>[5</w:t>
-      </w:r>
-      <w:proofErr w:type="gramStart"/>
-      <w:r>
-        <w:rPr>
-          <w:b/>
-          <w:bCs/>
-          <w:lang w:val="en-US"/>
-        </w:rPr>
-        <w:t xml:space="preserve">]  </w:t>
-      </w:r>
-      <w:r>
-        <w:rPr>
-          <w:lang w:val="en-US"/>
-        </w:rPr>
-        <w:t>F.</w:t>
-      </w:r>
-      <w:proofErr w:type="gramEnd"/>
-      <w:r>
-        <w:rPr>
-          <w:lang w:val="en-US"/>
-        </w:rPr>
-        <w:t xml:space="preserve"> Chollet, Deep Learning with Python, 2nd ed. </w:t>
-      </w:r>
-      <w:r>
-        <w:rPr>
-          <w:lang w:val="en-US"/>
-        </w:rPr>
-        <w:t>Shelter Island, NY: Manning Publications, 2021.</w:t>
-      </w:r>
-    </w:p>
-    <w:p>
-      <w:pPr>
-        <w:spacing w:before="60" w:after="60" w:line="276" w:lineRule="auto"/>
-        <w:jc w:val="both"/>
-      </w:pPr>
-      <w:r>
-        <w:rPr>
-          <w:b/>
-          <w:bCs/>
-          <w:lang w:val="en-US"/>
-        </w:rPr>
-        <w:t>[6</w:t>
-      </w:r>
-      <w:proofErr w:type="gramStart"/>
-      <w:r>
-        <w:rPr>
-          <w:b/>
-          <w:bCs/>
-          <w:lang w:val="en-US"/>
-        </w:rPr>
-        <w:t xml:space="preserve">]  </w:t>
-      </w:r>
-      <w:r>
-        <w:rPr>
-          <w:lang w:val="en-US"/>
-        </w:rPr>
-        <w:t>A.</w:t>
-      </w:r>
-      <w:proofErr w:type="gramEnd"/>
-      <w:r>
-        <w:rPr>
-          <w:lang w:val="en-US"/>
-        </w:rPr>
-        <w:t xml:space="preserve"> </w:t>
+        <w:t xml:space="preserve">[6]  </w:t>
+      </w:r>
+      <w:r>
+        <w:rPr>
+          <w:lang w:val="en-US"/>
+        </w:rPr>
+        <w:t xml:space="preserve">A. </w:t>
       </w:r>
       <w:proofErr w:type="spellStart"/>
       <w:r>
